--- a/javoblar/018.docx
+++ b/javoblar/018.docx
@@ -165,7 +165,7 @@
         <w:spacing w:after="40"/>
       </w:pPr>
       <w:r>
-        <w:t xml:space="preserve">Umumiy epidemiologiya. Oliy tibbiy ta'lim darsligi. — Toshkent: Tibbiyot nashriyoti. (Retrospektiv va operativ epidemiologik tahlil.)</w:t>
+        <w:t xml:space="preserve">Mirtazayev O.M., Zuyeva L.P., Matnazarova G.S. Epidemiologiya. — Toshkent, 2016.</w:t>
       </w:r>
     </w:p>
     <w:p>
@@ -178,7 +178,7 @@
         <w:spacing w:after="40"/>
       </w:pPr>
       <w:r>
-        <w:t xml:space="preserve">World Health Organization. Public health surveillance and epidemiological analysis. URL: https://www.who.int</w:t>
+        <w:t xml:space="preserve">Centers for Disease Control and Prevention. Principles of Epidemiology in Public Health Practice, 3rd ed. Atlanta: CDC. URL: https://www.cdc.gov/csels/dsepd/ss1978/index.html</w:t>
       </w:r>
     </w:p>
     <w:sectPr>

--- a/javoblar/018.docx
+++ b/javoblar/018.docx
@@ -8,7 +8,7 @@
         <w:spacing w:after="200"/>
       </w:pPr>
       <w:r>
-        <w:t xml:space="preserve">18. Epidemiologik tekshiruv usullari haqida tushuncha, retrospektiv va operativ epidemiologik tahlillar</w:t>
+        <w:t xml:space="preserve">18. Epidemiologik tekshiruv usullari va ularning yuqumli kasalliklarni o'rganishdagi ahamiyati</w:t>
       </w:r>
     </w:p>
     <w:p>
@@ -17,7 +17,7 @@
         <w:jc w:val="both"/>
       </w:pPr>
       <w:r>
-        <w:t xml:space="preserve">Epidemiologik tahlil — aholi orasida kasallanish holatini, uning tarqalish qonuniyatlarini va shartlovchi omillarni o'rganishga qaratilgan epidemiologik tekshiruv usulidir. U epidemiologik nazoratning (surveillance) ajralmas qismi bo'lib, to'plangan ma'lumotlarni qayta ishlash, tahlil qilish va shu asosda xulosa chiqarishni nazarda tutadi. O'tkazilish vaqti va maqsadiga ko'ra epidemiologik tahlil ikki asosiy turga bo'linadi: retrospektiv (o'tmishga qaratilgan) va operativ (tezkor, joriy) tahlil. Har ikkala tur bir-birini to'ldiradi va pirovardida epidemiologik tashxis qo'yish hamda tadbirlarni asoslash uchun asos bo'ladi [1].</w:t>
+        <w:t xml:space="preserve">Epidemiologik tekshiruv usullari — aholi orasida kasalliklarning tarqalish qonuniyatlarini, sabablarini va xavf omillarini o'rganishga qaratilgan ilmiy usullar majmuidir. Bu usullar epidemiologik tadqiqotning asosini tashkil etadi va kasallanish holatini tavsiflash, gipotezalarni ilgari surish hamda ularni tekshirish imkonini beradi. Epidemiologik usullar yuqumli kasalliklarni o'rganishda infeksiya manbaini, yuqish yo'llarini va omillarini aniqlash, shuningdek epidemiyaga qarshi tadbirlar samaradorligini baholash uchun qo'llaniladi [1]. Ularning o'ziga xosligi shundaki, tadqiqot obyekti alohida bemor emas, balki aholi guruhi (populyatsiya) hisoblanadi; shu bois epidemiologik usullar populyatsion tafakkurga asoslanadi.</w:t>
       </w:r>
     </w:p>
     <w:p>
@@ -26,7 +26,7 @@
         <w:spacing w:after="80" w:before="160"/>
       </w:pPr>
       <w:r>
-        <w:t xml:space="preserve">Retrospektiv epidemiologik tahlil</w:t>
+        <w:t xml:space="preserve">Epidemiologik usullarning turlari</w:t>
       </w:r>
     </w:p>
     <w:p>
@@ -35,7 +35,7 @@
         <w:jc w:val="both"/>
       </w:pPr>
       <w:r>
-        <w:t xml:space="preserve">Retrospektiv epidemiologik tahlil — o'tgan davr (odatda bir necha yil) mobaynidagi kasallanish ma'lumotlarini chuqur o'rganishdir. Uning maqsadi — kasallanishning ko'p yillik dinamikasini, mavsumiyligini, hududiy va yosh-jins bo'yicha taqsimotini hamda xavf omillarini aniqlashdir. Retrospektiv tahlil natijasida kasallikning rivojlanish qonuniyatlari ochiladi, muammoli hududlar va xavf guruhlari belgilanadi, kelgusi davr uchun bashorat (prognoz) tuziladi va profilaktik tadbirlar rejalashtiriladi. Bu tahlil turi chuqur va keng qamrovli bo'lib, strategik qarorlar qabul qilish uchun ilmiy asos yaratadi [1]. Retrospektiv tahlil odatda yil yakunida yoki ma'lum davr tugagach o'tkaziladi va u shoshilinch chora emas, balki tizimli, rejali tadqiqot xususiyatiga ega. Uning natijalari hisobotlar, grafiklar, xaritalar va tahliliy xulosalar shaklida rasmiylashtiriladi hamda keyingi yil uchun profilaktik tadbirlar rejasining asosini tashkil etadi. Shu ma'noda retrospektiv tahlil epidemiologik rejalashtirishning boshlang'ich va eng muhim bosqichidir.</w:t>
+        <w:t xml:space="preserve">Epidemiologik tekshiruv usullari bir necha guruhga bo'linadi. Tavsifiy (deskriptiv) usul kasallanishni vaqt, hudud va aholi guruhlari (shaxs) bo'yicha tavsiflaydi — ya'ni kasallik qachon, qayerda va kimda ko'proq uchrashini aniqlaydi. Tahliliy (analitik) usul sabab-oqibat bog'lanishlarini, xavf omillarini aniqlashga xizmat qiladi va kogort hamda nazorat-tanlov (case-control) tadqiqotlarini o'z ichiga oladi. Eksperimental usul tadbirlar yoki preparatlar samaradorligini maxsus tashkil etilgan sinovlarda (masalan, vaksina klinik sinovlari) baholaydi. Matematik modellashtirish esa epidemik jarayonni bashorat qilish uchun qo'llaniladi [1].</w:t>
       </w:r>
     </w:p>
     <w:p>
@@ -44,7 +44,7 @@
         <w:spacing w:after="80" w:before="160"/>
       </w:pPr>
       <w:r>
-        <w:t xml:space="preserve">Retrospektiv tahlilning asosiy yo'nalishlari</w:t>
+        <w:t xml:space="preserve">Tavsifiy va tahliliy usullar</w:t>
       </w:r>
     </w:p>
     <w:p>
@@ -53,7 +53,7 @@
         <w:jc w:val="both"/>
       </w:pPr>
       <w:r>
-        <w:t xml:space="preserve">Retrospektiv tahlil bir necha yo'nalishda olib boriladi: kasallanishning ko'p yillik dinamikasini tahlil qilish (tendensiya — o'sish yoki pasayishni aniqlash); yillik (mavsumiy) dinamikani o'rganish (mavsumiy ko'tarilish vaqtini belgilash); kasallanishning hududlar bo'yicha taqsimotini tahlil qilish; aholi guruhlari (yosh, jins, kasb) bo'yicha taqsimotni o'rganish; hamda kasallanishni belgilovchi omillarni aniqlash. Har bir yo'nalish bo'yicha olingan natijalar o'zaro bog'lanib, yaxlit epidemiologik manzara shakllantiriladi. Bu manzara profilaktik dasturlarni maqsadli ishlab chiqishga xizmat qiladi [1].</w:t>
+        <w:t xml:space="preserve">Tavsifiy usul epidemiologik tadqiqotning boshlang'ich bosqichi bo'lib, u mavjud ma'lumotlar (hisobotlar, ro'yxatga olish) asosida kasallanish darajasi va uning taqsimotini ko'rsatadi. U gipoteza (taxmin) ilgari surish uchun zamin yaratadi. Tahliliy usul esa bu gipotezalarni tekshiradi: nazorat-tanlov tadqiqotida kasal va sog'lom shaxslarning xavf omiliga ta'sir qilish darajasi solishtiriladi, kogort tadqiqotida esa ta'sirlangan va ta'sirlanmagan guruhlar vaqt o'tishi bilan kuzatiladi. Bu usullar orqali omil va kasallik o'rtasidagi bog'liqlikning kuchi va ishonchliligi baholanadi [1]. Tahliliy tadqiqotlarda nisbiy xavf (relative risk) va shanslar nisbati (odds ratio) kabi ko'rsatkichlar hisoblanadi, ular xavf omilining kasallanishga ta'sir darajasini miqdoran ifodalaydi. Bog'liqlikning haqiqiyligini baholashda tasodifiy xato, tizimli xato (bias) va aralashtiruvchi omillar (confounding) hisobga olinadi. Shunday qilib, tahliliy usul nafaqat bog'liqlik bor-yo'qligini, balki uning sababiy (kauzal) ekanligini ham baholashga imkon beradi, bu esa profilaktik qarorlar uchun hal qiluvchi ahamiyatga ega.</w:t>
       </w:r>
     </w:p>
     <w:p>
@@ -62,7 +62,7 @@
         <w:spacing w:after="80" w:before="160"/>
       </w:pPr>
       <w:r>
-        <w:t xml:space="preserve">Operativ epidemiologik tahlil</w:t>
+        <w:t xml:space="preserve">O'choqni epidemiologik tekshirish</w:t>
       </w:r>
     </w:p>
     <w:p>
@@ -71,7 +71,7 @@
         <w:jc w:val="both"/>
       </w:pPr>
       <w:r>
-        <w:t xml:space="preserve">Operativ (tezkor, joriy) epidemiologik tahlil — kasallanish holatini kundalik yoki haftalik asosda, real vaqt rejimida kuzatish va baholashdir. Uning maqsadi — epidemik vaziyatning o'zgarishini (kasallanishning oshishini, epidemik o'choqlar paydo bo'lishini) o'z vaqtida aniqlash va zudlik bilan chora ko'rishdir. Operativ tahlil kasallanishning kutilgan (normativ) darajasi bilan haqiqiy darajasini taqqoslashga asoslanadi; agar haqiqiy daraja belgilangan chegaradan oshsa, bu epidemik noxushlik signali hisoblanadi va tekshiruv hamda tadbirlar boshlanadi. Shu bois operativ tahlil epidemiyaga qarshi tezkor javobning asosidir [1]. Operativ tahlilda kasallanishning kundalik qayd etilishi, o'choqlarning paydo bo'lishi va tarqalish tezligi, qo'zg'atuvchining xususiyatlari hamda tadbirlarning borishi doimiy kuzatiladi. Masalan, ichak infeksiyalarining mavsumiy ko'tarilishi oldidan operativ tahlil kasallanishning oshayotganini erta sezib, profilaktik tadbirlarni kuchaytirish signalini beradi. Operativ tahlilning samaradorligi ma'lumotlarning tez kelib tushishi va zudlik bilan qayta ishlanishiga bog'liq, shu bois u zamonaviy raqamli monitoring tizimlari bilan uzviy bog'langan.</w:t>
+        <w:t xml:space="preserve">Amaliy epidemiologiyada alohida ahamiyatga ega usul — yuqumli kasallik o'chog'ini epidemiologik tekshirishdir. Bemor aniqlangach, epidemiolog o'choqqa borib, infeksiya manbaini (kasal odam, tashuvchi, hayvon), yuqish yo'li va omillarini, muloqotda bo'lgan shaxslarni aniqlaydi. Tekshiruv davomida epidemiologik anamnez yig'iladi, laboratoriya namunalari olinadi, sanitariya holati baholanadi. Bu ma'lumotlar epidemiologik tashxis qo'yish va o'choqda zarur tadbirlarni (dezinfeksiya, muloqotdagilarni kuzatish, shoshilinch profilaktika) belgilash uchun asos bo'ladi [1][2]. O'choqni tekshirish natijalari maxsus xaritaga (epidemiologik xaritalashtirish) tushirilishi mumkin, bu esa kasallik tarqalishining fazoviy manzarasini ko'rsatadi va yuqish omilini aniqlashga yordam beradi. Jon Snouning 1854-yildagi London vabosi tadqiqoti aynan shu usulning klassik namunasidir. Zamonaviy o'choq tekshiruvi tezkor va to'liq bo'lishi kerak, chunki vaqtni yo'qotish kasallikning yanada keng tarqalishiga olib keladi.</w:t>
       </w:r>
     </w:p>
     <w:p>
@@ -80,7 +80,7 @@
         <w:spacing w:after="80" w:before="160"/>
       </w:pPr>
       <w:r>
-        <w:t xml:space="preserve">Ikki tahlilning o'zaro bog'liqligi</w:t>
+        <w:t xml:space="preserve">Laboratoriya va statistik usullar</w:t>
       </w:r>
     </w:p>
     <w:p>
@@ -89,7 +89,7 @@
         <w:jc w:val="both"/>
       </w:pPr>
       <w:r>
-        <w:t xml:space="preserve">Retrospektiv va operativ tahlillar o'zaro chambarchas bog'liq. Retrospektiv tahlil natijasida aniqlangan kasallanishning normativ (kutilgan) darajasi va qonuniyatlar operativ tahlil uchun mezon (etalon) vazifasini bajaradi. Ya'ni, operativ tahlilda joriy kasallanish aynan retrospektiv tahlilda belgilangan "normal" chegaralar bilan solishtiriladi. O'z navbatida, operativ tahlil davomida to'plangan ma'lumotlar keyingi retrospektiv tahlil uchun manba bo'ladi. Shunday qilib, ikki tahlil uzluksiz tsiklni tashkil etadi va epidemiologik nazoratning samaradorligini ta'minlaydi [1].</w:t>
+        <w:t xml:space="preserve">Epidemiologik tekshiruvda laboratoriya usullari muhim o'rin tutadi: bakteriologik, virusologik, serologik (IFA), molekulyar-genetik (PZR) va genomik sekvenlash usullari qo'zg'atuvchini aniqlash, uning turini va manbalar o'rtasidagi bog'liqlikni tasdiqlash imkonini beradi. Seroepidemiologik tekshiruvlar aholining immun qatlamini baholaydi. Statistik usullar esa to'plangan ma'lumotlarni qayta ishlash, kasallanish ko'rsatkichlarini hisoblash, tendensiya va bog'liqliklarni aniqlash uchun ishlatiladi. Zamonaviy epidemiologiyada geoaxborot tizimlari (GIS) va raqamli ma'lumotlar bazalari ham keng qo'llaniladi [1]. Laboratoriya usullari epidemiologik gipotezalarni ob'ektiv dalillar bilan tasdiqlaydi: masalan, turli bemorlardan ajratilgan qo'zg'atuvchi shtammlarining genetik jihatdan bir xil ekanligi ularning yagona manbadan kelib chiqqanini isbotlaydi. Bu molekulyar epidemiologiya yo'nalishi infeksiya uzatilish zanjirini aniq tiklash imkonini beradi. Statistik tahlilda esa kasallanish ko'rsatkichi (intensivlik ko'rsatkichi), tarqoqlik, dinamika va mavsumiylik aniqlanib, ular grafik va jadvallar orqali ko'rsatiladi; bu ma'lumotlarni qiyoslash va xulosa chiqarishni osonlashtiradi.</w:t>
       </w:r>
     </w:p>
     <w:p>
@@ -98,7 +98,7 @@
         <w:spacing w:after="80" w:before="160"/>
       </w:pPr>
       <w:r>
-        <w:t xml:space="preserve">Tahlil uchun ma'lumot manbalari</w:t>
+        <w:t xml:space="preserve">Usullarning yuqumli kasalliklarni o'rganishdagi ahamiyati</w:t>
       </w:r>
     </w:p>
     <w:p>
@@ -107,7 +107,7 @@
         <w:jc w:val="both"/>
       </w:pPr>
       <w:r>
-        <w:t xml:space="preserve">Epidemiologik tahlil ishonchli ma'lumotlarga tayanadi. Asosiy manbalar: yuqumli kasalliklar to'g'risidagi shoshilinch xabarnomalar, ro'yxatga olish jurnallari, statistik hisobotlar, laboratoriya natijalari, emlash hisobotlari va aholi demografik ma'lumotlari. Ma'lumotlarning to'liqligi, aniqligi va o'z vaqtida kelib tushishi bevosita tahlil natijalarining sifatini va ishonchliligini belgilaydi. Shu bois hisobot va ro'yxatga olish tizimining to'g'ri ishlashi — tahlilning zaruriy sharti. Zamonaviy sharoitda bu jarayon raqamli axborot tizimlari orqali avtomatlashtirilib, tezlik va aniqlik oshirilmoqda [1][2]. Ma'lumotlarni tahlil qilishda ularni standartlashtirish va qiyoslanuvchanligini ta'minlash zarur: kasallanish mutlaq sonlarda emas, balki aholining ma'lum soniga nisbatan hisoblangan ko'rsatkichlarda (masalan, 100 ming aholiga) ifodalanadi, bu turli hudud va davrlarni to'g'ri taqqoslash imkonini beradi. Ma'lumotlardagi xatolar yoki to'liqsizlik tahlil xulosalarini buzishi mumkin, shu bois ma'lumot sifatini nazorat qilish tahlilning muhim bosqichidir.</w:t>
+        <w:t xml:space="preserve">Epidemiologik usullarning ahamiyati juda katta. Ular yordamida infeksiya manbai va yuqish omillari aniqlanadi, bu esa epidemiyani to'xtatish uchun maqsadli choralar ko'rish imkonini beradi. Usullar kasallanishning ko'tarilish va pasayish sabablarini, xavf guruhlarini va hududlarini belgilaydi. Shuningdek, ular o'tkazilgan tadbirlar (emlash, dezinfeksiya) samaradorligini ob'ektiv baholaydi va kelgusi epidemik vaziyatni bashorat qiladi. Shu tariqa epidemiologik usullar profilaktik va epidemiyaga qarshi ishni ilmiy asoslash vositasi bo'lib xizmat qiladi [1]. Usullarni to'g'ri tanlash tadqiqot maqsadiga bog'liq: tez javob talab qiladigan epidemik vaziyatda operativ (tezkor) tahlil, uzoq muddatli qonuniyatlarni o'rganishda esa retrospektiv tahlil qo'llaniladi. Usullar natijasida olingan dalillar dalillarga asoslangan jamoat salomatligi qarorlari uchun zamin yaratadi va cheklangan resurslarni eng samarali yo'nalishga yo'naltirishga yordam beradi.</w:t>
       </w:r>
     </w:p>
     <w:p>
@@ -116,7 +116,7 @@
         <w:spacing w:after="80" w:before="160"/>
       </w:pPr>
       <w:r>
-        <w:t xml:space="preserve">Amaliy ahamiyati</w:t>
+        <w:t xml:space="preserve">Amaliy qo'llanilishi</w:t>
       </w:r>
     </w:p>
     <w:p>
@@ -125,7 +125,7 @@
         <w:jc w:val="both"/>
       </w:pPr>
       <w:r>
-        <w:t xml:space="preserve">Epidemiologik tahlil amaliy jihatdan bebaho qiymatga ega. Retrospektiv tahlil uzoq muddatli profilaktik dasturlarni (masalan, emlash strategiyasini, mavsumiy tadbirlar rejasini) ishlab chiqishga xizmat qilsa, operativ tahlil epidemiyalarning boshlanishini erta aniqlab, ularning oldini olish yoki tez bostirish imkonini beradi. Ikkala tahlil ham resurslarni oqilona taqsimlash va qaror qabul qilishni dalillar bilan asoslashga yordam beradi. Shu bois tahlil ko'nikmalari epidemiolog uchun eng muhim kasbiy malakalardan biridir [1]. Tahlil natijalari asosida epidemiologik tashxis qo'yiladi — ya'ni epidemik vaziyatning sababi, xususiyati va rivojlanish yo'nalishi to'g'risida xulosa chiqariladi. Bu xulosa keyin aniq tadbirlar rejasiga aylantiriladi. Tahlilsiz qabul qilingan qarorlar ko'pincha samarasiz yoki noto'g'ri bo'lib chiqadi, shuning uchun har qanday epidemiyaga qarshi chora oldidan vaziyatning puxta tahlili yotishi kerak.</w:t>
+        <w:t xml:space="preserve">Amaliyotda epidemiologik usullar birgalikda, bir-birini to'ldirgan holda qo'llaniladi. Masalan, ovqatdan zaharlanish avj olganda avval tavsifiy tahlil kasallanish taqsimotini ko'rsatadi, so'ng nazorat-tanlov tadqiqoti aybdor mahsulotni aniqlaydi, laboratoriya tekshiruvi qo'zg'atuvchini tasdiqlaydi va shu asosda chora ko'riladi. COVID-19 pandemiyasi davrida esa modellashtirish, genomik kuzatuv va raqamli monitoring usullari keng qo'llanilib, epidemik jarayonni boshqarishda ularning zamonaviy imkoniyatlari namoyon bo'ldi [1][2].</w:t>
       </w:r>
     </w:p>
     <w:p>
@@ -143,7 +143,7 @@
         <w:jc w:val="both"/>
       </w:pPr>
       <w:r>
-        <w:t xml:space="preserve">Epidemiologik tahlil kasallanish holatini va uning qonuniyatlarini o'rganishga qaratilgan usul bo'lib, retrospektiv va operativ turlarga bo'linadi. Retrospektiv tahlil o'tgan davrdagi ma'lumotlar asosida kasallanishning dinamikasi, mavsumiyligi, hududiy-demografik taqsimoti va xavf omillarini aniqlab, strategik rejalashtirish uchun asos yaratadi. Operativ tahlil esa joriy vaziyatni real vaqtda kuzatib, epidemik noxushlikni erta aniqlaydi va tezkor javobni ta'minlaydi. Ikki tahlil o'zaro bog'liq uzluksiz tsiklni tashkil etadi va epidemiologik nazoratning hamda epidemiologik tashxisning ilmiy asosini tashkil qiladi. Shuning uchun har bir epidemiolog ikkala tahlil turini puxta egallashi va ularni amaliyotda birgalikda qo'llay olishi zarur.</w:t>
+        <w:t xml:space="preserve">Epidemiologik tekshiruv usullari tavsifiy, tahliliy, eksperimental va matematik modellashtirish usullarini, shuningdek o'choqni tekshirish, laboratoriya va statistik usullarni o'z ichiga oladi. Ular yuqumli kasalliklarni o'rganishda infeksiya manbai, yuqish yo'llari va xavf omillarini aniqlash, kasallanish qonuniyatlarini tushunish va tadbirlar samaradorligini baholash imkonini beradi. Usullar birgalikda, bir-birini to'ldirgan holda qo'llanilganda eng ishonchli va to'liq natija beradi. Shu bois epidemiologik usullarni egallash — vrach-epidemiolog faoliyatining asosiy kasbiy ko'nikmasi bo'lib, u kasalliklarni nafaqat kuzatish, balki ularning sabablarini ochib berish va oqilona oldini olish imkonini beradi. Usullarni puxta bilish epidemiologga har qanday epidemik vaziyatda to'g'ri, asoslangan va tezkor qaror qabul qilish qudratini beradi.</w:t>
       </w:r>
     </w:p>
     <w:p>
@@ -179,6 +179,19 @@
       </w:pPr>
       <w:r>
         <w:t xml:space="preserve">Centers for Disease Control and Prevention. Principles of Epidemiology in Public Health Practice, 3rd ed. Atlanta: CDC. URL: https://www.cdc.gov/csels/dsepd/ss1978/index.html</w:t>
+      </w:r>
+    </w:p>
+    <w:p>
+      <w:pPr>
+        <w:pStyle w:val="ListParagraph"/>
+        <w:numPr>
+          <w:ilvl w:val="0"/>
+          <w:numId w:val="2"/>
+        </w:numPr>
+        <w:spacing w:after="40"/>
+      </w:pPr>
+      <w:r>
+        <w:t xml:space="preserve">Umirov S.E., Qodirov Z.Z. Klinik epidemiologiya. — Toshkent.</w:t>
       </w:r>
     </w:p>
     <w:sectPr>
@@ -384,6 +397,18 @@
       <w:lvlJc w:val="left"/>
       <w:pPr>
         <w:ind w:left="576" w:hanging="316"/>
+      </w:pPr>
+    </w:lvl>
+  </w:abstractNum>
+  <w:abstractNum w:abstractNumId="90">
+    <w:multiLevelType w:val="hybridMultilevel"/>
+    <w:lvl w:ilvl="0">
+      <w:start w:val="1"/>
+      <w:numFmt w:val="decimal"/>
+      <w:lvlText w:val="%1)"/>
+      <w:lvlJc w:val="left"/>
+      <w:pPr>
+        <w:ind w:left="851" w:hanging="425"/>
       </w:pPr>
     </w:lvl>
   </w:abstractNum>

--- a/javoblar/018.docx
+++ b/javoblar/018.docx
@@ -5,153 +5,296 @@
     <w:p>
       <w:pPr>
         <w:pStyle w:val="Heading1"/>
-        <w:spacing w:after="200"/>
-      </w:pPr>
-      <w:r>
+        <w:spacing w:after="240"/>
+        <w:jc w:val="center"/>
+      </w:pPr>
+      <w:r>
+        <w:rPr>
+          <w:rFonts w:ascii="Times New Roman" w:cs="Times New Roman" w:eastAsia="Times New Roman" w:hAnsi="Times New Roman"/>
+          <w:b/>
+          <w:bCs/>
+          <w:sz w:val="28"/>
+          <w:szCs w:val="28"/>
+        </w:rPr>
         <w:t xml:space="preserve">18. Epidemiologik tekshiruv usullari va ularning yuqumli kasalliklarni o'rganishdagi ahamiyati</w:t>
       </w:r>
     </w:p>
     <w:p>
       <w:pPr>
-        <w:spacing w:after="120"/>
+        <w:spacing w:after="120" w:line="276"/>
+        <w:ind w:firstLine="567"/>
         <w:jc w:val="both"/>
       </w:pPr>
       <w:r>
+        <w:rPr>
+          <w:rFonts w:ascii="Times New Roman" w:cs="Times New Roman" w:eastAsia="Times New Roman" w:hAnsi="Times New Roman"/>
+          <w:sz w:val="28"/>
+          <w:szCs w:val="28"/>
+        </w:rPr>
         <w:t xml:space="preserve">Epidemiologik tekshiruv usullari — aholi orasida kasalliklarning tarqalish qonuniyatlarini, sabablarini va xavf omillarini o'rganishga qaratilgan ilmiy usullar majmuidir. Bu usullar epidemiologik tadqiqotning asosini tashkil etadi va kasallanish holatini tavsiflash, gipotezalarni ilgari surish hamda ularni tekshirish imkonini beradi. Epidemiologik usullar yuqumli kasalliklarni o'rganishda infeksiya manbaini, yuqish yo'llarini va omillarini aniqlash, shuningdek epidemiyaga qarshi tadbirlar samaradorligini baholash uchun qo'llaniladi [1]. Ularning o'ziga xosligi shundaki, tadqiqot obyekti alohida bemor emas, balki aholi guruhi (populyatsiya) hisoblanadi; shu bois epidemiologik usullar populyatsion tafakkurga asoslanadi.</w:t>
       </w:r>
     </w:p>
     <w:p>
       <w:pPr>
         <w:pStyle w:val="Heading2"/>
-        <w:spacing w:after="80" w:before="160"/>
-      </w:pPr>
-      <w:r>
+        <w:spacing w:after="100" w:before="200"/>
+      </w:pPr>
+      <w:r>
+        <w:rPr>
+          <w:rFonts w:ascii="Times New Roman" w:cs="Times New Roman" w:eastAsia="Times New Roman" w:hAnsi="Times New Roman"/>
+          <w:b/>
+          <w:bCs/>
+          <w:sz w:val="28"/>
+          <w:szCs w:val="28"/>
+        </w:rPr>
         <w:t xml:space="preserve">Epidemiologik usullarning turlari</w:t>
       </w:r>
     </w:p>
     <w:p>
       <w:pPr>
-        <w:spacing w:after="120"/>
+        <w:spacing w:after="120" w:line="276"/>
+        <w:ind w:firstLine="567"/>
         <w:jc w:val="both"/>
       </w:pPr>
       <w:r>
+        <w:rPr>
+          <w:rFonts w:ascii="Times New Roman" w:cs="Times New Roman" w:eastAsia="Times New Roman" w:hAnsi="Times New Roman"/>
+          <w:sz w:val="28"/>
+          <w:szCs w:val="28"/>
+        </w:rPr>
         <w:t xml:space="preserve">Epidemiologik tekshiruv usullari bir necha guruhga bo'linadi. Tavsifiy (deskriptiv) usul kasallanishni vaqt, hudud va aholi guruhlari (shaxs) bo'yicha tavsiflaydi — ya'ni kasallik qachon, qayerda va kimda ko'proq uchrashini aniqlaydi. Tahliliy (analitik) usul sabab-oqibat bog'lanishlarini, xavf omillarini aniqlashga xizmat qiladi va kogort hamda nazorat-tanlov (case-control) tadqiqotlarini o'z ichiga oladi. Eksperimental usul tadbirlar yoki preparatlar samaradorligini maxsus tashkil etilgan sinovlarda (masalan, vaksina klinik sinovlari) baholaydi. Matematik modellashtirish esa epidemik jarayonni bashorat qilish uchun qo'llaniladi [1].</w:t>
       </w:r>
     </w:p>
     <w:p>
       <w:pPr>
         <w:pStyle w:val="Heading2"/>
-        <w:spacing w:after="80" w:before="160"/>
-      </w:pPr>
-      <w:r>
+        <w:spacing w:after="100" w:before="200"/>
+      </w:pPr>
+      <w:r>
+        <w:rPr>
+          <w:rFonts w:ascii="Times New Roman" w:cs="Times New Roman" w:eastAsia="Times New Roman" w:hAnsi="Times New Roman"/>
+          <w:b/>
+          <w:bCs/>
+          <w:sz w:val="28"/>
+          <w:szCs w:val="28"/>
+        </w:rPr>
         <w:t xml:space="preserve">Tavsifiy va tahliliy usullar</w:t>
       </w:r>
     </w:p>
     <w:p>
       <w:pPr>
-        <w:spacing w:after="120"/>
+        <w:spacing w:after="120" w:line="276"/>
+        <w:ind w:firstLine="567"/>
         <w:jc w:val="both"/>
       </w:pPr>
       <w:r>
+        <w:rPr>
+          <w:rFonts w:ascii="Times New Roman" w:cs="Times New Roman" w:eastAsia="Times New Roman" w:hAnsi="Times New Roman"/>
+          <w:sz w:val="28"/>
+          <w:szCs w:val="28"/>
+        </w:rPr>
         <w:t xml:space="preserve">Tavsifiy usul epidemiologik tadqiqotning boshlang'ich bosqichi bo'lib, u mavjud ma'lumotlar (hisobotlar, ro'yxatga olish) asosida kasallanish darajasi va uning taqsimotini ko'rsatadi. U gipoteza (taxmin) ilgari surish uchun zamin yaratadi. Tahliliy usul esa bu gipotezalarni tekshiradi: nazorat-tanlov tadqiqotida kasal va sog'lom shaxslarning xavf omiliga ta'sir qilish darajasi solishtiriladi, kogort tadqiqotida esa ta'sirlangan va ta'sirlanmagan guruhlar vaqt o'tishi bilan kuzatiladi. Bu usullar orqali omil va kasallik o'rtasidagi bog'liqlikning kuchi va ishonchliligi baholanadi [1]. Tahliliy tadqiqotlarda nisbiy xavf (relative risk) va shanslar nisbati (odds ratio) kabi ko'rsatkichlar hisoblanadi, ular xavf omilining kasallanishga ta'sir darajasini miqdoran ifodalaydi. Bog'liqlikning haqiqiyligini baholashda tasodifiy xato, tizimli xato (bias) va aralashtiruvchi omillar (confounding) hisobga olinadi. Shunday qilib, tahliliy usul nafaqat bog'liqlik bor-yo'qligini, balki uning sababiy (kauzal) ekanligini ham baholashga imkon beradi, bu esa profilaktik qarorlar uchun hal qiluvchi ahamiyatga ega.</w:t>
       </w:r>
     </w:p>
     <w:p>
       <w:pPr>
         <w:pStyle w:val="Heading2"/>
-        <w:spacing w:after="80" w:before="160"/>
-      </w:pPr>
-      <w:r>
+        <w:spacing w:after="100" w:before="200"/>
+      </w:pPr>
+      <w:r>
+        <w:rPr>
+          <w:rFonts w:ascii="Times New Roman" w:cs="Times New Roman" w:eastAsia="Times New Roman" w:hAnsi="Times New Roman"/>
+          <w:b/>
+          <w:bCs/>
+          <w:sz w:val="28"/>
+          <w:szCs w:val="28"/>
+        </w:rPr>
         <w:t xml:space="preserve">O'choqni epidemiologik tekshirish</w:t>
       </w:r>
     </w:p>
     <w:p>
       <w:pPr>
-        <w:spacing w:after="120"/>
+        <w:spacing w:after="120" w:line="276"/>
+        <w:ind w:firstLine="567"/>
         <w:jc w:val="both"/>
       </w:pPr>
       <w:r>
+        <w:rPr>
+          <w:rFonts w:ascii="Times New Roman" w:cs="Times New Roman" w:eastAsia="Times New Roman" w:hAnsi="Times New Roman"/>
+          <w:sz w:val="28"/>
+          <w:szCs w:val="28"/>
+        </w:rPr>
         <w:t xml:space="preserve">Amaliy epidemiologiyada alohida ahamiyatga ega usul — yuqumli kasallik o'chog'ini epidemiologik tekshirishdir. Bemor aniqlangach, epidemiolog o'choqqa borib, infeksiya manbaini (kasal odam, tashuvchi, hayvon), yuqish yo'li va omillarini, muloqotda bo'lgan shaxslarni aniqlaydi. Tekshiruv davomida epidemiologik anamnez yig'iladi, laboratoriya namunalari olinadi, sanitariya holati baholanadi. Bu ma'lumotlar epidemiologik tashxis qo'yish va o'choqda zarur tadbirlarni (dezinfeksiya, muloqotdagilarni kuzatish, shoshilinch profilaktika) belgilash uchun asos bo'ladi [1][2]. O'choqni tekshirish natijalari maxsus xaritaga (epidemiologik xaritalashtirish) tushirilishi mumkin, bu esa kasallik tarqalishining fazoviy manzarasini ko'rsatadi va yuqish omilini aniqlashga yordam beradi. Jon Snouning 1854-yildagi London vabosi tadqiqoti aynan shu usulning klassik namunasidir. Zamonaviy o'choq tekshiruvi tezkor va to'liq bo'lishi kerak, chunki vaqtni yo'qotish kasallikning yanada keng tarqalishiga olib keladi.</w:t>
       </w:r>
     </w:p>
     <w:p>
       <w:pPr>
         <w:pStyle w:val="Heading2"/>
-        <w:spacing w:after="80" w:before="160"/>
-      </w:pPr>
-      <w:r>
+        <w:spacing w:after="100" w:before="200"/>
+      </w:pPr>
+      <w:r>
+        <w:rPr>
+          <w:rFonts w:ascii="Times New Roman" w:cs="Times New Roman" w:eastAsia="Times New Roman" w:hAnsi="Times New Roman"/>
+          <w:b/>
+          <w:bCs/>
+          <w:sz w:val="28"/>
+          <w:szCs w:val="28"/>
+        </w:rPr>
         <w:t xml:space="preserve">Laboratoriya va statistik usullar</w:t>
       </w:r>
     </w:p>
     <w:p>
       <w:pPr>
-        <w:spacing w:after="120"/>
+        <w:spacing w:after="120" w:line="276"/>
+        <w:ind w:firstLine="567"/>
         <w:jc w:val="both"/>
       </w:pPr>
       <w:r>
+        <w:rPr>
+          <w:rFonts w:ascii="Times New Roman" w:cs="Times New Roman" w:eastAsia="Times New Roman" w:hAnsi="Times New Roman"/>
+          <w:sz w:val="28"/>
+          <w:szCs w:val="28"/>
+        </w:rPr>
         <w:t xml:space="preserve">Epidemiologik tekshiruvda laboratoriya usullari muhim o'rin tutadi: bakteriologik, virusologik, serologik (IFA), molekulyar-genetik (PZR) va genomik sekvenlash usullari qo'zg'atuvchini aniqlash, uning turini va manbalar o'rtasidagi bog'liqlikni tasdiqlash imkonini beradi. Seroepidemiologik tekshiruvlar aholining immun qatlamini baholaydi. Statistik usullar esa to'plangan ma'lumotlarni qayta ishlash, kasallanish ko'rsatkichlarini hisoblash, tendensiya va bog'liqliklarni aniqlash uchun ishlatiladi. Zamonaviy epidemiologiyada geoaxborot tizimlari (GIS) va raqamli ma'lumotlar bazalari ham keng qo'llaniladi [1]. Laboratoriya usullari epidemiologik gipotezalarni ob'ektiv dalillar bilan tasdiqlaydi: masalan, turli bemorlardan ajratilgan qo'zg'atuvchi shtammlarining genetik jihatdan bir xil ekanligi ularning yagona manbadan kelib chiqqanini isbotlaydi. Bu molekulyar epidemiologiya yo'nalishi infeksiya uzatilish zanjirini aniq tiklash imkonini beradi. Statistik tahlilda esa kasallanish ko'rsatkichi (intensivlik ko'rsatkichi), tarqoqlik, dinamika va mavsumiylik aniqlanib, ular grafik va jadvallar orqali ko'rsatiladi; bu ma'lumotlarni qiyoslash va xulosa chiqarishni osonlashtiradi.</w:t>
       </w:r>
     </w:p>
     <w:p>
       <w:pPr>
         <w:pStyle w:val="Heading2"/>
-        <w:spacing w:after="80" w:before="160"/>
-      </w:pPr>
-      <w:r>
+        <w:spacing w:after="100" w:before="200"/>
+      </w:pPr>
+      <w:r>
+        <w:rPr>
+          <w:rFonts w:ascii="Times New Roman" w:cs="Times New Roman" w:eastAsia="Times New Roman" w:hAnsi="Times New Roman"/>
+          <w:b/>
+          <w:bCs/>
+          <w:sz w:val="28"/>
+          <w:szCs w:val="28"/>
+        </w:rPr>
         <w:t xml:space="preserve">Usullarning yuqumli kasalliklarni o'rganishdagi ahamiyati</w:t>
       </w:r>
     </w:p>
     <w:p>
       <w:pPr>
-        <w:spacing w:after="120"/>
+        <w:spacing w:after="120" w:line="276"/>
+        <w:ind w:firstLine="567"/>
         <w:jc w:val="both"/>
       </w:pPr>
       <w:r>
+        <w:rPr>
+          <w:rFonts w:ascii="Times New Roman" w:cs="Times New Roman" w:eastAsia="Times New Roman" w:hAnsi="Times New Roman"/>
+          <w:sz w:val="28"/>
+          <w:szCs w:val="28"/>
+        </w:rPr>
         <w:t xml:space="preserve">Epidemiologik usullarning ahamiyati juda katta. Ular yordamida infeksiya manbai va yuqish omillari aniqlanadi, bu esa epidemiyani to'xtatish uchun maqsadli choralar ko'rish imkonini beradi. Usullar kasallanishning ko'tarilish va pasayish sabablarini, xavf guruhlarini va hududlarini belgilaydi. Shuningdek, ular o'tkazilgan tadbirlar (emlash, dezinfeksiya) samaradorligini ob'ektiv baholaydi va kelgusi epidemik vaziyatni bashorat qiladi. Shu tariqa epidemiologik usullar profilaktik va epidemiyaga qarshi ishni ilmiy asoslash vositasi bo'lib xizmat qiladi [1]. Usullarni to'g'ri tanlash tadqiqot maqsadiga bog'liq: tez javob talab qiladigan epidemik vaziyatda operativ (tezkor) tahlil, uzoq muddatli qonuniyatlarni o'rganishda esa retrospektiv tahlil qo'llaniladi. Usullar natijasida olingan dalillar dalillarga asoslangan jamoat salomatligi qarorlari uchun zamin yaratadi va cheklangan resurslarni eng samarali yo'nalishga yo'naltirishga yordam beradi.</w:t>
       </w:r>
     </w:p>
     <w:p>
       <w:pPr>
         <w:pStyle w:val="Heading2"/>
-        <w:spacing w:after="80" w:before="160"/>
-      </w:pPr>
-      <w:r>
+        <w:spacing w:after="100" w:before="200"/>
+      </w:pPr>
+      <w:r>
+        <w:rPr>
+          <w:rFonts w:ascii="Times New Roman" w:cs="Times New Roman" w:eastAsia="Times New Roman" w:hAnsi="Times New Roman"/>
+          <w:b/>
+          <w:bCs/>
+          <w:sz w:val="28"/>
+          <w:szCs w:val="28"/>
+        </w:rPr>
         <w:t xml:space="preserve">Amaliy qo'llanilishi</w:t>
       </w:r>
     </w:p>
     <w:p>
       <w:pPr>
-        <w:spacing w:after="120"/>
+        <w:spacing w:after="120" w:line="276"/>
+        <w:ind w:firstLine="567"/>
         <w:jc w:val="both"/>
       </w:pPr>
       <w:r>
+        <w:rPr>
+          <w:rFonts w:ascii="Times New Roman" w:cs="Times New Roman" w:eastAsia="Times New Roman" w:hAnsi="Times New Roman"/>
+          <w:sz w:val="28"/>
+          <w:szCs w:val="28"/>
+        </w:rPr>
         <w:t xml:space="preserve">Amaliyotda epidemiologik usullar birgalikda, bir-birini to'ldirgan holda qo'llaniladi. Masalan, ovqatdan zaharlanish avj olganda avval tavsifiy tahlil kasallanish taqsimotini ko'rsatadi, so'ng nazorat-tanlov tadqiqoti aybdor mahsulotni aniqlaydi, laboratoriya tekshiruvi qo'zg'atuvchini tasdiqlaydi va shu asosda chora ko'riladi. COVID-19 pandemiyasi davrida esa modellashtirish, genomik kuzatuv va raqamli monitoring usullari keng qo'llanilib, epidemik jarayonni boshqarishda ularning zamonaviy imkoniyatlari namoyon bo'ldi [1][2].</w:t>
       </w:r>
     </w:p>
     <w:p>
       <w:pPr>
         <w:pStyle w:val="Heading2"/>
-        <w:spacing w:after="80" w:before="160"/>
-      </w:pPr>
-      <w:r>
+        <w:spacing w:after="100" w:before="200"/>
+      </w:pPr>
+      <w:r>
+        <w:rPr>
+          <w:rFonts w:ascii="Times New Roman" w:cs="Times New Roman" w:eastAsia="Times New Roman" w:hAnsi="Times New Roman"/>
+          <w:b/>
+          <w:bCs/>
+          <w:sz w:val="28"/>
+          <w:szCs w:val="28"/>
+        </w:rPr>
+        <w:t xml:space="preserve">Epidemiologik usulning tuzilishi</w:t>
+      </w:r>
+    </w:p>
+    <w:p>
+      <w:pPr>
+        <w:spacing w:after="120" w:line="276"/>
+        <w:ind w:firstLine="567"/>
+        <w:jc w:val="both"/>
+      </w:pPr>
+      <w:r>
+        <w:rPr>
+          <w:rFonts w:ascii="Times New Roman" w:cs="Times New Roman" w:eastAsia="Times New Roman" w:hAnsi="Times New Roman"/>
+          <w:sz w:val="28"/>
+          <w:szCs w:val="28"/>
+        </w:rPr>
+        <w:t xml:space="preserve">Darslikda epidemiologik usul odamlar populyatsiyasida har qanday patologik holatlarning paydo bo'lish va tarqalish sabablarini o'rganishga mo'ljallangan usul sifatida ta'riflanadi. Tarixiy rivojlanish jarayonida turli tekshirish usullari to'planib, bugungi kunda ikkita maxsus usul ajratilgan: o'choqlarni epidemiologik tekshirish va epidemiologik tahlil [1]. Statistik usullar epidemiologiyada keng qo'llaniladi, ammo ular tekshiruvning instrumenti, tekshiruvning rejalashtirilishi va natijalar mazmunini sharhlash esa epidemiologning vazifasi ekani alohida ta'kidlanadi [1]. Xalqaro adabiyotda ham epidemiologiya ma'lumotlarga asoslangan, tizimli va xolis yondashuvga tayanadigan va qiyoslash uchun mos taqqoslash guruhlaridan foydalanadigan fan sifatida ta'riflanadi [3].</w:t>
+      </w:r>
+    </w:p>
+    <w:p>
+      <w:pPr>
+        <w:pStyle w:val="Heading2"/>
+        <w:spacing w:after="100" w:before="200"/>
+      </w:pPr>
+      <w:r>
+        <w:rPr>
+          <w:rFonts w:ascii="Times New Roman" w:cs="Times New Roman" w:eastAsia="Times New Roman" w:hAnsi="Times New Roman"/>
+          <w:b/>
+          <w:bCs/>
+          <w:sz w:val="28"/>
+          <w:szCs w:val="28"/>
+        </w:rPr>
         <w:t xml:space="preserve">Xulosa</w:t>
       </w:r>
     </w:p>
     <w:p>
       <w:pPr>
-        <w:spacing w:after="120"/>
+        <w:spacing w:after="120" w:line="276"/>
+        <w:ind w:firstLine="567"/>
         <w:jc w:val="both"/>
       </w:pPr>
       <w:r>
-        <w:t xml:space="preserve">Epidemiologik tekshiruv usullari tavsifiy, tahliliy, eksperimental va matematik modellashtirish usullarini, shuningdek o'choqni tekshirish, laboratoriya va statistik usullarni o'z ichiga oladi. Ular yuqumli kasalliklarni o'rganishda infeksiya manbai, yuqish yo'llari va xavf omillarini aniqlash, kasallanish qonuniyatlarini tushunish va tadbirlar samaradorligini baholash imkonini beradi. Usullar birgalikda, bir-birini to'ldirgan holda qo'llanilganda eng ishonchli va to'liq natija beradi. Shu bois epidemiologik usullarni egallash — vrach-epidemiolog faoliyatining asosiy kasbiy ko'nikmasi bo'lib, u kasalliklarni nafaqat kuzatish, balki ularning sabablarini ochib berish va oqilona oldini olish imkonini beradi. Usullarni puxta bilish epidemiologga har qanday epidemik vaziyatda to'g'ri, asoslangan va tezkor qaror qabul qilish qudratini beradi.</w:t>
+        <w:rPr>
+          <w:rFonts w:ascii="Times New Roman" w:cs="Times New Roman" w:eastAsia="Times New Roman" w:hAnsi="Times New Roman"/>
+          <w:sz w:val="28"/>
+          <w:szCs w:val="28"/>
+        </w:rPr>
+        <w:t xml:space="preserve">Epidemiologik tekshiruv usullari tavsifiy, tahliliy, eksperimental va matematik modellashtirish usullarini, shuningdek o'choqni tekshirish, laboratoriya va statistik usullarni o'z ichiga oladi. Ular yuqumli kasalliklarni o'rganishda infeksiya manbai, yuqish yo'llari va xavf omillarini aniqlash, kasallanish qonuniyatlarini tushunish va tadbirlar samaradorligini baholash imkonini beradi. Usullar birgalikda, bir-birini to'ldirgan holda qo'llanilganda eng ishonchli va to'liq natija beradi. Shu bois epidemiologik usullarni egallash — vrach-epidemiolog faoliyatining asosiy kasbiy ko'nikmasi bo'lib, u kasalliklarni nafaqat kuzatish, balki ularning sabablarini ochib berish va oqilona oldini olish imkonini beradi. Usullarni puxta bilish epidemiologga har qanday epidemik vaziyatda to'g'ri, asoslangan va tezkor qaror qabul qilish qudratini beradi. Xalqaro tarixda Snou tekshiruvi epidemiologik usulning tavsifdan sinashgacha bo'lgan izchilligini ko'rsatgan [4]. Qonunga ko'ra o'choqlarda gumon qilinganlarni aniqlash, ajratish, muloqotda bo'lganlarni tekshirish va yuqish yo'llarini aniqlash majburiy [5]. Ichak infeksiyalari bo'yicha yo'riqnoma o'choq tekshiruvining maqsadini manba, omillar va yuqish sharoitlarini erta aniqlash deb belgilagan [6].</w:t>
       </w:r>
     </w:p>
     <w:p>
       <w:pPr>
         <w:pStyle w:val="Heading2"/>
-        <w:spacing w:after="80" w:before="220"/>
-      </w:pPr>
-      <w:r>
+        <w:spacing w:after="100" w:before="280"/>
+      </w:pPr>
+      <w:r>
+        <w:rPr>
+          <w:rFonts w:ascii="Times New Roman" w:cs="Times New Roman" w:eastAsia="Times New Roman" w:hAnsi="Times New Roman"/>
+          <w:b/>
+          <w:bCs/>
+          <w:sz w:val="28"/>
+          <w:szCs w:val="28"/>
+        </w:rPr>
         <w:t xml:space="preserve">Foydalanilgan adabiyotlar</w:t>
       </w:r>
     </w:p>
@@ -162,10 +305,15 @@
           <w:ilvl w:val="0"/>
           <w:numId w:val="2"/>
         </w:numPr>
-        <w:spacing w:after="40"/>
-      </w:pPr>
-      <w:r>
-        <w:t xml:space="preserve">Mirtazayev O.M., Zuyeva L.P., Matnazarova G.S. Epidemiologiya. — Toshkent, 2016.</w:t>
+        <w:spacing w:after="80" w:line="260"/>
+      </w:pPr>
+      <w:r>
+        <w:rPr>
+          <w:rFonts w:ascii="Times New Roman" w:cs="Times New Roman" w:eastAsia="Times New Roman" w:hAnsi="Times New Roman"/>
+          <w:sz w:val="28"/>
+          <w:szCs w:val="28"/>
+        </w:rPr>
+        <w:t xml:space="preserve">Mirtazayev O.M., Zueva L.P., Matnazarova G.S. Epidemiologiya (darslik). Toshkent, 2016. Manba: xayrullokomilov.uz/kutubxona, material № 2356 (matn kirill yozuvida; sahifalar matnda ko'rsatilgan).</w:t>
       </w:r>
     </w:p>
     <w:p>
@@ -175,10 +323,15 @@
           <w:ilvl w:val="0"/>
           <w:numId w:val="2"/>
         </w:numPr>
-        <w:spacing w:after="40"/>
-      </w:pPr>
-      <w:r>
-        <w:t xml:space="preserve">Centers for Disease Control and Prevention. Principles of Epidemiology in Public Health Practice, 3rd ed. Atlanta: CDC. URL: https://www.cdc.gov/csels/dsepd/ss1978/index.html</w:t>
+        <w:spacing w:after="80" w:line="260"/>
+      </w:pPr>
+      <w:r>
+        <w:rPr>
+          <w:rFonts w:ascii="Times New Roman" w:cs="Times New Roman" w:eastAsia="Times New Roman" w:hAnsi="Times New Roman"/>
+          <w:sz w:val="28"/>
+          <w:szCs w:val="28"/>
+        </w:rPr>
+        <w:t xml:space="preserve">CDC. Principles of Epidemiology in Public Health Practice (SS1978), Lesson 1: Introduction to Epidemiology. URL: https://archive.cdc.gov/www_cdc_gov/csels/dsepd/ss1978/lesson1/index.html (kirilgan sana: 30.10.2026).</w:t>
       </w:r>
     </w:p>
     <w:p>
@@ -188,15 +341,74 @@
           <w:ilvl w:val="0"/>
           <w:numId w:val="2"/>
         </w:numPr>
-        <w:spacing w:after="40"/>
-      </w:pPr>
-      <w:r>
-        <w:t xml:space="preserve">Umirov S.E., Qodirov Z.Z. Klinik epidemiologiya. — Toshkent.</w:t>
+        <w:spacing w:after="80" w:line="260"/>
+      </w:pPr>
+      <w:r>
+        <w:rPr>
+          <w:rFonts w:ascii="Times New Roman" w:cs="Times New Roman" w:eastAsia="Times New Roman" w:hAnsi="Times New Roman"/>
+          <w:sz w:val="28"/>
+          <w:szCs w:val="28"/>
+        </w:rPr>
+        <w:t xml:space="preserve">CDC. Principles of Epidemiology in Public Health Practice (SS1978), Lesson 1, Section 1: Definition of Epidemiology. URL: https://archive.cdc.gov/www_cdc_gov/csels/dsepd/ss1978/lesson1/section1.html (kirilgan sana: 30.10.2026).</w:t>
+      </w:r>
+    </w:p>
+    <w:p>
+      <w:pPr>
+        <w:pStyle w:val="ListParagraph"/>
+        <w:numPr>
+          <w:ilvl w:val="0"/>
+          <w:numId w:val="2"/>
+        </w:numPr>
+        <w:spacing w:after="80" w:line="260"/>
+      </w:pPr>
+      <w:r>
+        <w:rPr>
+          <w:rFonts w:ascii="Times New Roman" w:cs="Times New Roman" w:eastAsia="Times New Roman" w:hAnsi="Times New Roman"/>
+          <w:sz w:val="28"/>
+          <w:szCs w:val="28"/>
+        </w:rPr>
+        <w:t xml:space="preserve">CDC. Principles of Epidemiology in Public Health Practice (SS1978), Lesson 1, Section 2: Historical Evolution of Epidemiology. URL: https://archive.cdc.gov/www_cdc_gov/csels/dsepd/ss1978/lesson1/section2.html (kirilgan sana: 30.10.2026).</w:t>
+      </w:r>
+    </w:p>
+    <w:p>
+      <w:pPr>
+        <w:pStyle w:val="ListParagraph"/>
+        <w:numPr>
+          <w:ilvl w:val="0"/>
+          <w:numId w:val="2"/>
+        </w:numPr>
+        <w:spacing w:after="80" w:line="260"/>
+      </w:pPr>
+      <w:r>
+        <w:rPr>
+          <w:rFonts w:ascii="Times New Roman" w:cs="Times New Roman" w:eastAsia="Times New Roman" w:hAnsi="Times New Roman"/>
+          <w:sz w:val="28"/>
+          <w:szCs w:val="28"/>
+        </w:rPr>
+        <w:t xml:space="preserve">O'zbekiston Respublikasining "Aholining sanitariya-epidemiologik osoyishtaligi to'g'risida"gi Qonuni (Qonunchilik palatasi 2015-yil 15-iyulda qabul qilgan, Senat 2015-yil 6-avgustda ma'qullagan), 32-modda. URL: https://lex.uz/docs/2732587. Manba: xayrullokomilov.uz/kutubxona, material № 201 (matn kirill yozuvida; asosiy raqami matnda ko'rsatilmagan — tasdiqlanmagan).</w:t>
+      </w:r>
+    </w:p>
+    <w:p>
+      <w:pPr>
+        <w:pStyle w:val="ListParagraph"/>
+        <w:numPr>
+          <w:ilvl w:val="0"/>
+          <w:numId w:val="2"/>
+        </w:numPr>
+        <w:spacing w:after="80" w:line="260"/>
+      </w:pPr>
+      <w:r>
+        <w:rPr>
+          <w:rFonts w:ascii="Times New Roman" w:cs="Times New Roman" w:eastAsia="Times New Roman" w:hAnsi="Times New Roman"/>
+          <w:sz w:val="28"/>
+          <w:szCs w:val="28"/>
+        </w:rPr>
+        <w:t xml:space="preserve">O'zbekiston Respublikasi Sog'liqni saqlash vazirining 25.03.2015-yildagi buyrug'iga 1-ilova: o'tkir ichak infeksiyalarini oldini olish borasidagi yo'riqnoma, 6-bo'lim. Manba: xayrullokomilov.uz/kutubxona, material № 436 (kutubxonada "Buyruq № 122"; hujjat ichida "125-son" va "122-son" ikkalasi uchraydi — raqam tasdiqlanmagan; matn kirill yozuvida).</w:t>
       </w:r>
     </w:p>
     <w:sectPr>
       <w:pgSz w:w="11906" w:h="16838" w:orient="portrait"/>
-      <w:pgMar w:top="1134" w:right="850" w:bottom="1134" w:left="1418" w:header="708" w:footer="708" w:gutter="0"/>
+      <w:pgMar w:top="1134" w:right="850" w:bottom="1134" w:left="1701" w:header="708" w:footer="708" w:gutter="0"/>
       <w:pgNumType/>
       <w:docGrid w:linePitch="360"/>
     </w:sectPr>
@@ -368,48 +580,17 @@
     <w:multiLevelType w:val="hybridMultilevel"/>
     <w:lvl w:ilvl="0" w:tentative="1">
       <w:start w:val="1"/>
-      <w:numFmt w:val="bullet"/>
-      <w:lvlText w:val="•"/>
+      <w:numFmt w:val="decimal"/>
+      <w:lvlText w:val="[%1]"/>
       <w:lvlJc w:val="left"/>
       <w:pPr>
-        <w:ind w:left="576" w:hanging="316"/>
-      </w:pPr>
-    </w:lvl>
-  </w:abstractNum>
-  <w:abstractNum w:abstractNumId="3" w15:restartNumberingAfterBreak="0">
-    <w:multiLevelType w:val="hybridMultilevel"/>
-    <w:lvl w:ilvl="0" w:tentative="1">
-      <w:start w:val="1"/>
-      <w:numFmt w:val="decimal"/>
-      <w:lvlText w:val="%1."/>
-      <w:lvlJc w:val="left"/>
-      <w:pPr>
-        <w:ind w:left="576" w:hanging="316"/>
-      </w:pPr>
-    </w:lvl>
-  </w:abstractNum>
-  <w:abstractNum w:abstractNumId="4" w15:restartNumberingAfterBreak="0">
-    <w:multiLevelType w:val="hybridMultilevel"/>
-    <w:lvl w:ilvl="0" w:tentative="1">
-      <w:start w:val="1"/>
-      <w:numFmt w:val="decimal"/>
-      <w:lvlText w:val="%1."/>
-      <w:lvlJc w:val="left"/>
-      <w:pPr>
-        <w:ind w:left="576" w:hanging="316"/>
-      </w:pPr>
-    </w:lvl>
-  </w:abstractNum>
-  <w:abstractNum w:abstractNumId="90">
-    <w:multiLevelType w:val="hybridMultilevel"/>
-    <w:lvl w:ilvl="0">
-      <w:start w:val="1"/>
-      <w:numFmt w:val="decimal"/>
-      <w:lvlText w:val="%1)"/>
-      <w:lvlJc w:val="left"/>
-      <w:pPr>
-        <w:ind w:left="851" w:hanging="425"/>
-      </w:pPr>
+        <w:ind w:left="720" w:hanging="720"/>
+      </w:pPr>
+      <w:rPr>
+        <w:rFonts w:ascii="Times New Roman" w:cs="Times New Roman" w:eastAsia="Times New Roman" w:hAnsi="Times New Roman"/>
+        <w:sz w:val="28"/>
+        <w:szCs w:val="28"/>
+      </w:rPr>
     </w:lvl>
   </w:abstractNum>
   <w:num w:numId="1">
@@ -419,7 +600,7 @@
     </w:lvlOverride>
   </w:num>
   <w:num w:numId="2">
-    <w:abstractNumId w:val="4"/>
+    <w:abstractNumId w:val="2"/>
     <w:lvlOverride w:ilvl="0">
       <w:startOverride w:val="1"/>
     </w:lvlOverride>
@@ -433,8 +614,8 @@
     <w:rPrDefault>
       <w:rPr>
         <w:rFonts w:ascii="Times New Roman" w:cs="Times New Roman" w:eastAsia="Times New Roman" w:hAnsi="Times New Roman"/>
-        <w:sz w:val="24"/>
-        <w:szCs w:val="24"/>
+        <w:sz w:val="28"/>
+        <w:szCs w:val="28"/>
       </w:rPr>
     </w:rPrDefault>
     <w:pPrDefault/>
@@ -569,7 +750,7 @@
     <w:unhideWhenUsed/>
     <w:pPr>
       <w:spacing w:after="100"/>
-      <w:ind w:left="240"/>
+      <w:ind w:left="280"/>
     </w:pPr>
   </w:style>
   <w:style w:type="paragraph" w:styleId="TOC3">
@@ -581,7 +762,7 @@
     <w:unhideWhenUsed/>
     <w:pPr>
       <w:spacing w:after="100"/>
-      <w:ind w:left="480"/>
+      <w:ind w:left="560"/>
     </w:pPr>
   </w:style>
   <w:style w:type="paragraph" w:styleId="TOC4">
@@ -593,7 +774,7 @@
     <w:unhideWhenUsed/>
     <w:pPr>
       <w:spacing w:after="100"/>
-      <w:ind w:left="720"/>
+      <w:ind w:left="840"/>
     </w:pPr>
   </w:style>
   <w:style w:type="paragraph" w:styleId="TOC5">
@@ -605,7 +786,7 @@
     <w:unhideWhenUsed/>
     <w:pPr>
       <w:spacing w:after="100"/>
-      <w:ind w:left="960"/>
+      <w:ind w:left="1120"/>
     </w:pPr>
   </w:style>
   <w:style w:type="paragraph" w:styleId="TOC6">
@@ -617,7 +798,7 @@
     <w:unhideWhenUsed/>
     <w:pPr>
       <w:spacing w:after="100"/>
-      <w:ind w:left="1200"/>
+      <w:ind w:left="1400"/>
     </w:pPr>
   </w:style>
   <w:style w:type="paragraph" w:styleId="TOC7">
@@ -629,7 +810,7 @@
     <w:unhideWhenUsed/>
     <w:pPr>
       <w:spacing w:after="100"/>
-      <w:ind w:left="1440"/>
+      <w:ind w:left="1680"/>
     </w:pPr>
   </w:style>
   <w:style w:type="paragraph" w:styleId="TOC8">
@@ -641,7 +822,7 @@
     <w:unhideWhenUsed/>
     <w:pPr>
       <w:spacing w:after="100"/>
-      <w:ind w:left="1680"/>
+      <w:ind w:left="1960"/>
     </w:pPr>
   </w:style>
   <w:style w:type="paragraph" w:styleId="TOC9">
@@ -653,7 +834,7 @@
     <w:unhideWhenUsed/>
     <w:pPr>
       <w:spacing w:after="100"/>
-      <w:ind w:left="1920"/>
+      <w:ind w:left="2240"/>
     </w:pPr>
   </w:style>
   <w:style w:type="character" w:styleId="Hyperlink">
@@ -753,15 +934,16 @@
     <w:next w:val="Normal"/>
     <w:qFormat/>
     <w:pPr>
-      <w:spacing w:after="200"/>
-      <w:jc w:val="center"/>
+      <w:spacing w:after="240" w:before="0"/>
+      <w:outlineLvl w:val="0"/>
     </w:pPr>
     <w:rPr>
       <w:rFonts w:ascii="Times New Roman" w:cs="Times New Roman" w:eastAsia="Times New Roman" w:hAnsi="Times New Roman"/>
       <w:b/>
       <w:bCs/>
-      <w:sz w:val="28"/>
-      <w:szCs w:val="28"/>
+      <w:color w:val="000000"/>
+      <w:sz w:val="30"/>
+      <w:szCs w:val="30"/>
     </w:rPr>
   </w:style>
   <w:style w:type="paragraph" w:styleId="Heading2">
@@ -769,12 +951,17 @@
     <w:basedOn w:val="Normal"/>
     <w:next w:val="Normal"/>
     <w:qFormat/>
+    <w:pPr>
+      <w:spacing w:after="100" w:before="200"/>
+      <w:outlineLvl w:val="1"/>
+    </w:pPr>
     <w:rPr>
       <w:rFonts w:ascii="Times New Roman" w:cs="Times New Roman" w:eastAsia="Times New Roman" w:hAnsi="Times New Roman"/>
       <w:b/>
       <w:bCs/>
-      <w:sz w:val="26"/>
-      <w:szCs w:val="26"/>
+      <w:color w:val="000000"/>
+      <w:sz w:val="28"/>
+      <w:szCs w:val="28"/>
     </w:rPr>
   </w:style>
 </w:styles>
